--- a/word/测试协议20260331.docx
+++ b/word/测试协议20260331.docx
@@ -3351,7 +3351,15 @@
                 <w:b/>
                 <w:szCs w:val="21"/>
               </w:rPr>
-              <w:t>0x03</w:t>
+              <w:t>0x0</w:t>
+            </w:r>
+            <w:r>
+              <w:rPr>
+                <w:rFonts w:hint="eastAsia"/>
+                <w:b/>
+                <w:szCs w:val="21"/>
+              </w:rPr>
+              <w:t>2</w:t>
             </w:r>
           </w:p>
         </w:tc>
@@ -4252,7 +4260,15 @@
                 <w:b/>
                 <w:szCs w:val="21"/>
               </w:rPr>
-              <w:t>0x03</w:t>
+              <w:t>0x0</w:t>
+            </w:r>
+            <w:r>
+              <w:rPr>
+                <w:rFonts w:hint="eastAsia"/>
+                <w:b/>
+                <w:szCs w:val="21"/>
+              </w:rPr>
+              <w:t>3</w:t>
             </w:r>
           </w:p>
         </w:tc>

--- a/word/测试协议20260331.docx
+++ b/word/测试协议20260331.docx
@@ -115,9 +115,11 @@
             <w:tcW w:w="4261" w:type="dxa"/>
           </w:tcPr>
           <w:p>
+            <w:proofErr w:type="gramStart"/>
             <w:r>
               <w:t>帧头</w:t>
             </w:r>
+            <w:proofErr w:type="gramEnd"/>
           </w:p>
         </w:tc>
         <w:tc>
@@ -133,9 +135,11 @@
             <w:tcW w:w="4261" w:type="dxa"/>
           </w:tcPr>
           <w:p>
+            <w:proofErr w:type="gramStart"/>
             <w:r>
               <w:t>帧尾</w:t>
             </w:r>
+            <w:proofErr w:type="gramEnd"/>
           </w:p>
         </w:tc>
         <w:tc>
@@ -578,6 +582,7 @@
                 <w:szCs w:val="21"/>
               </w:rPr>
             </w:pPr>
+            <w:proofErr w:type="gramStart"/>
             <w:r>
               <w:rPr>
                 <w:rFonts w:ascii="宋体" w:hAnsi="宋体" w:cs="宋体" w:hint="eastAsia"/>
@@ -587,6 +592,7 @@
               </w:rPr>
               <w:t>某设备</w:t>
             </w:r>
+            <w:proofErr w:type="gramEnd"/>
           </w:p>
         </w:tc>
         <w:tc>
@@ -633,6 +639,7 @@
                 <w:szCs w:val="21"/>
               </w:rPr>
             </w:pPr>
+            <w:proofErr w:type="gramStart"/>
             <w:r>
               <w:rPr>
                 <w:rFonts w:ascii="宋体" w:hAnsi="宋体" w:cs="宋体" w:hint="eastAsia"/>
@@ -640,7 +647,17 @@
                 <w:kern w:val="0"/>
                 <w:szCs w:val="21"/>
               </w:rPr>
-              <w:t>某设备装置测量数据1</w:t>
+              <w:t>某设备</w:t>
+            </w:r>
+            <w:proofErr w:type="gramEnd"/>
+            <w:r>
+              <w:rPr>
+                <w:rFonts w:ascii="宋体" w:hAnsi="宋体" w:cs="宋体" w:hint="eastAsia"/>
+                <w:color w:val="000000"/>
+                <w:kern w:val="0"/>
+                <w:szCs w:val="21"/>
+              </w:rPr>
+              <w:t>装置测量数据1</w:t>
             </w:r>
           </w:p>
         </w:tc>
@@ -857,6 +874,7 @@
                 <w:szCs w:val="21"/>
               </w:rPr>
             </w:pPr>
+            <w:proofErr w:type="gramStart"/>
             <w:r>
               <w:rPr>
                 <w:rFonts w:ascii="宋体" w:hAnsi="宋体" w:cs="宋体" w:hint="eastAsia"/>
@@ -866,6 +884,7 @@
               </w:rPr>
               <w:t>某设备</w:t>
             </w:r>
+            <w:proofErr w:type="gramEnd"/>
           </w:p>
         </w:tc>
         <w:tc>
@@ -912,6 +931,7 @@
                 <w:szCs w:val="21"/>
               </w:rPr>
             </w:pPr>
+            <w:proofErr w:type="gramStart"/>
             <w:r>
               <w:rPr>
                 <w:rFonts w:ascii="宋体" w:hAnsi="宋体" w:cs="宋体" w:hint="eastAsia"/>
@@ -919,7 +939,17 @@
                 <w:kern w:val="0"/>
                 <w:szCs w:val="21"/>
               </w:rPr>
-              <w:t>某设备装置测量数据2</w:t>
+              <w:t>某设备</w:t>
+            </w:r>
+            <w:proofErr w:type="gramEnd"/>
+            <w:r>
+              <w:rPr>
+                <w:rFonts w:ascii="宋体" w:hAnsi="宋体" w:cs="宋体" w:hint="eastAsia"/>
+                <w:color w:val="000000"/>
+                <w:kern w:val="0"/>
+                <w:szCs w:val="21"/>
+              </w:rPr>
+              <w:t>装置测量数据2</w:t>
             </w:r>
           </w:p>
         </w:tc>
@@ -1136,6 +1166,7 @@
                 <w:szCs w:val="21"/>
               </w:rPr>
             </w:pPr>
+            <w:proofErr w:type="gramStart"/>
             <w:r>
               <w:rPr>
                 <w:rFonts w:ascii="宋体" w:hAnsi="宋体" w:cs="宋体" w:hint="eastAsia"/>
@@ -1145,6 +1176,7 @@
               </w:rPr>
               <w:t>某设备</w:t>
             </w:r>
+            <w:proofErr w:type="gramEnd"/>
           </w:p>
         </w:tc>
         <w:tc>
@@ -1191,6 +1223,7 @@
                 <w:szCs w:val="21"/>
               </w:rPr>
             </w:pPr>
+            <w:proofErr w:type="gramStart"/>
             <w:r>
               <w:rPr>
                 <w:rFonts w:ascii="宋体" w:hAnsi="宋体" w:cs="宋体" w:hint="eastAsia"/>
@@ -1198,7 +1231,17 @@
                 <w:kern w:val="0"/>
                 <w:szCs w:val="21"/>
               </w:rPr>
-              <w:t>某设备装置测量数据3</w:t>
+              <w:t>某设备</w:t>
+            </w:r>
+            <w:proofErr w:type="gramEnd"/>
+            <w:r>
+              <w:rPr>
+                <w:rFonts w:ascii="宋体" w:hAnsi="宋体" w:cs="宋体" w:hint="eastAsia"/>
+                <w:color w:val="000000"/>
+                <w:kern w:val="0"/>
+                <w:szCs w:val="21"/>
+              </w:rPr>
+              <w:t>装置测量数据3</w:t>
             </w:r>
           </w:p>
         </w:tc>
@@ -1415,6 +1458,7 @@
                 <w:szCs w:val="21"/>
               </w:rPr>
             </w:pPr>
+            <w:proofErr w:type="gramStart"/>
             <w:r>
               <w:rPr>
                 <w:rFonts w:ascii="宋体" w:hAnsi="宋体" w:cs="宋体" w:hint="eastAsia"/>
@@ -1424,6 +1468,7 @@
               </w:rPr>
               <w:t>某设备</w:t>
             </w:r>
+            <w:proofErr w:type="gramEnd"/>
           </w:p>
         </w:tc>
         <w:tc>
@@ -1470,6 +1515,7 @@
                 <w:szCs w:val="21"/>
               </w:rPr>
             </w:pPr>
+            <w:proofErr w:type="gramStart"/>
             <w:r>
               <w:rPr>
                 <w:rFonts w:ascii="宋体" w:hAnsi="宋体" w:cs="宋体" w:hint="eastAsia"/>
@@ -1477,7 +1523,17 @@
                 <w:kern w:val="0"/>
                 <w:szCs w:val="21"/>
               </w:rPr>
-              <w:t>某设备装置测量数据4</w:t>
+              <w:t>某设备</w:t>
+            </w:r>
+            <w:proofErr w:type="gramEnd"/>
+            <w:r>
+              <w:rPr>
+                <w:rFonts w:ascii="宋体" w:hAnsi="宋体" w:cs="宋体" w:hint="eastAsia"/>
+                <w:color w:val="000000"/>
+                <w:kern w:val="0"/>
+                <w:szCs w:val="21"/>
+              </w:rPr>
+              <w:t>装置测量数据4</w:t>
             </w:r>
           </w:p>
         </w:tc>
@@ -1856,6 +1912,7 @@
                 <w:szCs w:val="21"/>
               </w:rPr>
             </w:pPr>
+            <w:proofErr w:type="gramStart"/>
             <w:r>
               <w:rPr>
                 <w:rFonts w:hint="eastAsia"/>
@@ -1863,6 +1920,7 @@
               </w:rPr>
               <w:t>某设备</w:t>
             </w:r>
+            <w:proofErr w:type="gramEnd"/>
           </w:p>
         </w:tc>
         <w:tc>
@@ -1900,6 +1958,7 @@
                 <w:szCs w:val="21"/>
               </w:rPr>
             </w:pPr>
+            <w:proofErr w:type="gramStart"/>
             <w:r>
               <w:rPr>
                 <w:rFonts w:ascii="宋体" w:hAnsi="宋体" w:cs="宋体" w:hint="eastAsia"/>
@@ -1907,7 +1966,17 @@
                 <w:kern w:val="0"/>
                 <w:szCs w:val="21"/>
               </w:rPr>
-              <w:t>某设备装置测量数据1</w:t>
+              <w:t>某设备</w:t>
+            </w:r>
+            <w:proofErr w:type="gramEnd"/>
+            <w:r>
+              <w:rPr>
+                <w:rFonts w:ascii="宋体" w:hAnsi="宋体" w:cs="宋体" w:hint="eastAsia"/>
+                <w:color w:val="000000"/>
+                <w:kern w:val="0"/>
+                <w:szCs w:val="21"/>
+              </w:rPr>
+              <w:t>装置测量数据1</w:t>
             </w:r>
           </w:p>
         </w:tc>
@@ -1965,6 +2034,7 @@
                 <w:szCs w:val="21"/>
               </w:rPr>
             </w:pPr>
+            <w:proofErr w:type="gramStart"/>
             <w:r>
               <w:rPr>
                 <w:rFonts w:hint="eastAsia"/>
@@ -1972,6 +2042,7 @@
               </w:rPr>
               <w:t>某设备</w:t>
             </w:r>
+            <w:proofErr w:type="gramEnd"/>
           </w:p>
         </w:tc>
         <w:tc>
@@ -2009,6 +2080,7 @@
                 <w:szCs w:val="21"/>
               </w:rPr>
             </w:pPr>
+            <w:proofErr w:type="gramStart"/>
             <w:r>
               <w:rPr>
                 <w:rFonts w:ascii="宋体" w:hAnsi="宋体" w:cs="宋体" w:hint="eastAsia"/>
@@ -2016,7 +2088,17 @@
                 <w:kern w:val="0"/>
                 <w:szCs w:val="21"/>
               </w:rPr>
-              <w:t>某设备装置测量数据2</w:t>
+              <w:t>某设备</w:t>
+            </w:r>
+            <w:proofErr w:type="gramEnd"/>
+            <w:r>
+              <w:rPr>
+                <w:rFonts w:ascii="宋体" w:hAnsi="宋体" w:cs="宋体" w:hint="eastAsia"/>
+                <w:color w:val="000000"/>
+                <w:kern w:val="0"/>
+                <w:szCs w:val="21"/>
+              </w:rPr>
+              <w:t>装置测量数据2</w:t>
             </w:r>
           </w:p>
         </w:tc>
@@ -2074,6 +2156,7 @@
                 <w:szCs w:val="21"/>
               </w:rPr>
             </w:pPr>
+            <w:proofErr w:type="gramStart"/>
             <w:r>
               <w:rPr>
                 <w:rFonts w:hint="eastAsia"/>
@@ -2081,6 +2164,7 @@
               </w:rPr>
               <w:t>某设备</w:t>
             </w:r>
+            <w:proofErr w:type="gramEnd"/>
           </w:p>
         </w:tc>
         <w:tc>
@@ -2118,6 +2202,7 @@
                 <w:szCs w:val="21"/>
               </w:rPr>
             </w:pPr>
+            <w:proofErr w:type="gramStart"/>
             <w:r>
               <w:rPr>
                 <w:rFonts w:ascii="宋体" w:hAnsi="宋体" w:cs="宋体" w:hint="eastAsia"/>
@@ -2125,7 +2210,17 @@
                 <w:kern w:val="0"/>
                 <w:szCs w:val="21"/>
               </w:rPr>
-              <w:t>某设备装置测量数据3</w:t>
+              <w:t>某设备</w:t>
+            </w:r>
+            <w:proofErr w:type="gramEnd"/>
+            <w:r>
+              <w:rPr>
+                <w:rFonts w:ascii="宋体" w:hAnsi="宋体" w:cs="宋体" w:hint="eastAsia"/>
+                <w:color w:val="000000"/>
+                <w:kern w:val="0"/>
+                <w:szCs w:val="21"/>
+              </w:rPr>
+              <w:t>装置测量数据3</w:t>
             </w:r>
           </w:p>
         </w:tc>
@@ -2183,6 +2278,7 @@
                 <w:szCs w:val="21"/>
               </w:rPr>
             </w:pPr>
+            <w:proofErr w:type="gramStart"/>
             <w:r>
               <w:rPr>
                 <w:rFonts w:hint="eastAsia"/>
@@ -2190,6 +2286,7 @@
               </w:rPr>
               <w:t>某设备</w:t>
             </w:r>
+            <w:proofErr w:type="gramEnd"/>
           </w:p>
         </w:tc>
         <w:tc>
@@ -2227,6 +2324,7 @@
                 <w:szCs w:val="21"/>
               </w:rPr>
             </w:pPr>
+            <w:proofErr w:type="gramStart"/>
             <w:r>
               <w:rPr>
                 <w:rFonts w:ascii="宋体" w:hAnsi="宋体" w:cs="宋体" w:hint="eastAsia"/>
@@ -2234,7 +2332,17 @@
                 <w:kern w:val="0"/>
                 <w:szCs w:val="21"/>
               </w:rPr>
-              <w:t>某设备装置测量数据4</w:t>
+              <w:t>某设备</w:t>
+            </w:r>
+            <w:proofErr w:type="gramEnd"/>
+            <w:r>
+              <w:rPr>
+                <w:rFonts w:ascii="宋体" w:hAnsi="宋体" w:cs="宋体" w:hint="eastAsia"/>
+                <w:color w:val="000000"/>
+                <w:kern w:val="0"/>
+                <w:szCs w:val="21"/>
+              </w:rPr>
+              <w:t>装置测量数据4</w:t>
             </w:r>
           </w:p>
         </w:tc>
@@ -2292,6 +2400,7 @@
                 <w:szCs w:val="21"/>
               </w:rPr>
             </w:pPr>
+            <w:proofErr w:type="gramStart"/>
             <w:r>
               <w:rPr>
                 <w:rFonts w:hint="eastAsia"/>
@@ -2299,6 +2408,7 @@
               </w:rPr>
               <w:t>某设备</w:t>
             </w:r>
+            <w:proofErr w:type="gramEnd"/>
           </w:p>
         </w:tc>
         <w:tc>
@@ -2336,6 +2446,7 @@
                 <w:szCs w:val="21"/>
               </w:rPr>
             </w:pPr>
+            <w:proofErr w:type="gramStart"/>
             <w:r>
               <w:rPr>
                 <w:rFonts w:ascii="宋体" w:hAnsi="宋体" w:cs="宋体" w:hint="eastAsia"/>
@@ -2343,7 +2454,17 @@
                 <w:kern w:val="0"/>
                 <w:szCs w:val="21"/>
               </w:rPr>
-              <w:t>某设备装置测量数据5</w:t>
+              <w:t>某设备</w:t>
+            </w:r>
+            <w:proofErr w:type="gramEnd"/>
+            <w:r>
+              <w:rPr>
+                <w:rFonts w:ascii="宋体" w:hAnsi="宋体" w:cs="宋体" w:hint="eastAsia"/>
+                <w:color w:val="000000"/>
+                <w:kern w:val="0"/>
+                <w:szCs w:val="21"/>
+              </w:rPr>
+              <w:t>装置测量数据5</w:t>
             </w:r>
           </w:p>
         </w:tc>
@@ -2494,12 +2615,21 @@
                 <w:szCs w:val="21"/>
               </w:rPr>
             </w:pPr>
-            <w:r>
-              <w:rPr>
-                <w:rFonts w:hint="eastAsia"/>
-                <w:szCs w:val="21"/>
-              </w:rPr>
-              <w:t>某设备装置测量数据</w:t>
+            <w:proofErr w:type="gramStart"/>
+            <w:r>
+              <w:rPr>
+                <w:rFonts w:hint="eastAsia"/>
+                <w:szCs w:val="21"/>
+              </w:rPr>
+              <w:t>某设备</w:t>
+            </w:r>
+            <w:proofErr w:type="gramEnd"/>
+            <w:r>
+              <w:rPr>
+                <w:rFonts w:hint="eastAsia"/>
+                <w:szCs w:val="21"/>
+              </w:rPr>
+              <w:t>装置测量数据</w:t>
             </w:r>
             <w:r>
               <w:rPr>
@@ -2816,11 +2946,37 @@
             <w:vAlign w:val="center"/>
           </w:tcPr>
           <w:p>
-            <w:pPr>
-              <w:rPr>
-                <w:szCs w:val="21"/>
-              </w:rPr>
-            </w:pPr>
+            <w:r>
+              <w:t>0x170</w:t>
+            </w:r>
+            <w:r>
+              <w:rPr>
+                <w:rFonts w:hint="eastAsia"/>
+              </w:rPr>
+              <w:t>1</w:t>
+            </w:r>
+            <w:r>
+              <w:t>：供电</w:t>
+            </w:r>
+          </w:p>
+          <w:p>
+            <w:pPr>
+              <w:rPr>
+                <w:szCs w:val="21"/>
+              </w:rPr>
+            </w:pPr>
+            <w:r>
+              <w:t>0x170</w:t>
+            </w:r>
+            <w:r>
+              <w:rPr>
+                <w:rFonts w:hint="eastAsia"/>
+              </w:rPr>
+              <w:t>2</w:t>
+            </w:r>
+            <w:r>
+              <w:t>：断电</w:t>
+            </w:r>
           </w:p>
         </w:tc>
         <w:tc>
@@ -2860,29 +3016,7 @@
             <w:tcW w:w="1718" w:type="dxa"/>
             <w:vAlign w:val="center"/>
           </w:tcPr>
-          <w:p>
-            <w:pPr>
-              <w:rPr>
-                <w:rFonts w:hint="eastAsia"/>
-                <w:szCs w:val="21"/>
-              </w:rPr>
-            </w:pPr>
-            <w:r>
-              <w:t>0x1701</w:t>
-            </w:r>
-            <w:r>
-              <w:t>：供电</w:t>
-            </w:r>
-            <w:r>
-              <w:br/>
-            </w:r>
-            <w:r>
-              <w:t>0x1702</w:t>
-            </w:r>
-            <w:r>
-              <w:t>：断电</w:t>
-            </w:r>
-          </w:p>
+          <w:p/>
         </w:tc>
       </w:tr>
       <w:tr>
@@ -3010,11 +3144,6 @@
             <w:vAlign w:val="center"/>
           </w:tcPr>
           <w:p>
-            <w:pPr>
-              <w:rPr>
-                <w:szCs w:val="21"/>
-              </w:rPr>
-            </w:pPr>
             <w:r>
               <w:t>0x170</w:t>
             </w:r>
@@ -3027,8 +3156,10 @@
             <w:r>
               <w:t>：供电</w:t>
             </w:r>
-            <w:r>
-              <w:br/>
+          </w:p>
+          <w:p>
+            <w:r>
+              <w:lastRenderedPageBreak/>
               <w:t>0x170</w:t>
             </w:r>
             <w:r>
@@ -3044,13 +3175,7 @@
         </w:tc>
       </w:tr>
     </w:tbl>
-    <w:p>
-      <w:pPr>
-        <w:rPr>
-          <w:rFonts w:hint="eastAsia"/>
-        </w:rPr>
-      </w:pPr>
-    </w:p>
+    <w:p/>
     <w:p>
       <w:pPr>
         <w:pStyle w:val="a6"/>
@@ -3074,7 +3199,6 @@
           <w:sz w:val="21"/>
           <w:szCs w:val="21"/>
         </w:rPr>
-        <w:lastRenderedPageBreak/>
         <w:t>聚合式的信息流表征示意</w:t>
       </w:r>
       <w:bookmarkEnd w:id="0"/>
@@ -3924,6 +4048,7 @@
                 <w:szCs w:val="21"/>
               </w:rPr>
             </w:pPr>
+            <w:proofErr w:type="spellStart"/>
             <w:r>
               <w:rPr>
                 <w:rFonts w:hint="eastAsia"/>
@@ -3931,6 +4056,7 @@
               </w:rPr>
               <w:t>ms</w:t>
             </w:r>
+            <w:proofErr w:type="spellEnd"/>
           </w:p>
         </w:tc>
         <w:tc>
@@ -3977,11 +4103,19 @@
               </w:rPr>
               <w:t>软件</w:t>
             </w:r>
-            <w:r>
-              <w:rPr>
-                <w:szCs w:val="21"/>
-              </w:rPr>
-              <w:t>开算时刻清零。</w:t>
+            <w:proofErr w:type="gramStart"/>
+            <w:r>
+              <w:rPr>
+                <w:szCs w:val="21"/>
+              </w:rPr>
+              <w:t>开算时刻</w:t>
+            </w:r>
+            <w:proofErr w:type="gramEnd"/>
+            <w:r>
+              <w:rPr>
+                <w:szCs w:val="21"/>
+              </w:rPr>
+              <w:t>清零。</w:t>
             </w:r>
           </w:p>
         </w:tc>
@@ -4723,6 +4857,7 @@
                 <w:szCs w:val="21"/>
               </w:rPr>
             </w:pPr>
+            <w:proofErr w:type="spellStart"/>
             <w:r>
               <w:rPr>
                 <w:szCs w:val="21"/>
@@ -4736,6 +4871,7 @@
               </w:rPr>
               <w:t>ynq_time</w:t>
             </w:r>
+            <w:proofErr w:type="spellEnd"/>
           </w:p>
         </w:tc>
         <w:tc>
@@ -4834,6 +4970,7 @@
                 <w:szCs w:val="21"/>
               </w:rPr>
             </w:pPr>
+            <w:proofErr w:type="spellStart"/>
             <w:r>
               <w:rPr>
                 <w:rFonts w:hint="eastAsia"/>
@@ -4841,6 +4978,7 @@
               </w:rPr>
               <w:t>ms</w:t>
             </w:r>
+            <w:proofErr w:type="spellEnd"/>
           </w:p>
         </w:tc>
         <w:tc>
@@ -4887,11 +5025,19 @@
               </w:rPr>
               <w:t>软件</w:t>
             </w:r>
-            <w:r>
-              <w:rPr>
-                <w:szCs w:val="21"/>
-              </w:rPr>
-              <w:t>开算时刻清零。</w:t>
+            <w:proofErr w:type="gramStart"/>
+            <w:r>
+              <w:rPr>
+                <w:szCs w:val="21"/>
+              </w:rPr>
+              <w:t>开算时刻</w:t>
+            </w:r>
+            <w:proofErr w:type="gramEnd"/>
+            <w:r>
+              <w:rPr>
+                <w:szCs w:val="21"/>
+              </w:rPr>
+              <w:t>清零。</w:t>
             </w:r>
           </w:p>
         </w:tc>
@@ -4926,8 +5072,17 @@
                 <w:rFonts w:hint="eastAsia"/>
                 <w:szCs w:val="21"/>
               </w:rPr>
-              <w:t>注：时间按小端处理</w:t>
-            </w:r>
+              <w:t>注：时间按</w:t>
+            </w:r>
+            <w:proofErr w:type="gramStart"/>
+            <w:r>
+              <w:rPr>
+                <w:rFonts w:hint="eastAsia"/>
+                <w:szCs w:val="21"/>
+              </w:rPr>
+              <w:t>小端处理</w:t>
+            </w:r>
+            <w:proofErr w:type="gramEnd"/>
           </w:p>
         </w:tc>
       </w:tr>
@@ -4993,8 +5148,16 @@
               <w:rPr>
                 <w:rFonts w:hint="eastAsia"/>
               </w:rPr>
-              <w:t>信源、信目</w:t>
-            </w:r>
+              <w:t>信源、</w:t>
+            </w:r>
+            <w:proofErr w:type="gramStart"/>
+            <w:r>
+              <w:rPr>
+                <w:rFonts w:hint="eastAsia"/>
+              </w:rPr>
+              <w:t>信目</w:t>
+            </w:r>
+            <w:proofErr w:type="gramEnd"/>
           </w:p>
         </w:tc>
         <w:tc>
@@ -5519,12 +5682,21 @@
                 <w:szCs w:val="21"/>
               </w:rPr>
             </w:pPr>
-            <w:r>
-              <w:rPr>
-                <w:rFonts w:hint="eastAsia"/>
-                <w:szCs w:val="21"/>
-              </w:rPr>
-              <w:t>某设备装置测量数据</w:t>
+            <w:proofErr w:type="gramStart"/>
+            <w:r>
+              <w:rPr>
+                <w:rFonts w:hint="eastAsia"/>
+                <w:szCs w:val="21"/>
+              </w:rPr>
+              <w:t>某设备</w:t>
+            </w:r>
+            <w:proofErr w:type="gramEnd"/>
+            <w:r>
+              <w:rPr>
+                <w:rFonts w:hint="eastAsia"/>
+                <w:szCs w:val="21"/>
+              </w:rPr>
+              <w:t>装置测量数据</w:t>
             </w:r>
             <w:r>
               <w:rPr>
@@ -5719,7 +5891,16 @@
                 <w:b/>
                 <w:szCs w:val="21"/>
               </w:rPr>
-              <w:t>数据处理</w:t>
+              <w:t>数据</w:t>
+            </w:r>
+            <w:r>
+              <w:rPr>
+                <w:rFonts w:hint="eastAsia"/>
+                <w:b/>
+                <w:szCs w:val="21"/>
+              </w:rPr>
+              <w:lastRenderedPageBreak/>
+              <w:t>处理</w:t>
             </w:r>
           </w:p>
         </w:tc>
@@ -5741,6 +5922,7 @@
                 <w:b/>
                 <w:szCs w:val="21"/>
               </w:rPr>
+              <w:lastRenderedPageBreak/>
               <w:t>单位</w:t>
             </w:r>
           </w:p>
@@ -5788,7 +5970,6 @@
               <w:rPr>
                 <w:szCs w:val="21"/>
               </w:rPr>
-              <w:lastRenderedPageBreak/>
               <w:t>T</w:t>
             </w:r>
             <w:r>
@@ -5812,12 +5993,21 @@
                 <w:szCs w:val="21"/>
               </w:rPr>
             </w:pPr>
-            <w:r>
-              <w:rPr>
-                <w:rFonts w:hint="eastAsia"/>
-                <w:szCs w:val="21"/>
-              </w:rPr>
-              <w:t>某设备计时时间</w:t>
+            <w:proofErr w:type="gramStart"/>
+            <w:r>
+              <w:rPr>
+                <w:rFonts w:hint="eastAsia"/>
+                <w:szCs w:val="21"/>
+              </w:rPr>
+              <w:t>某设备</w:t>
+            </w:r>
+            <w:proofErr w:type="gramEnd"/>
+            <w:r>
+              <w:rPr>
+                <w:rFonts w:hint="eastAsia"/>
+                <w:szCs w:val="21"/>
+              </w:rPr>
+              <w:t>计时时间</w:t>
             </w:r>
           </w:p>
         </w:tc>
@@ -5918,6 +6108,7 @@
                 <w:szCs w:val="21"/>
               </w:rPr>
             </w:pPr>
+            <w:proofErr w:type="spellStart"/>
             <w:r>
               <w:rPr>
                 <w:rFonts w:hint="eastAsia"/>
@@ -5925,6 +6116,7 @@
               </w:rPr>
               <w:t>ms</w:t>
             </w:r>
+            <w:proofErr w:type="spellEnd"/>
           </w:p>
         </w:tc>
         <w:tc>
@@ -5964,7 +6156,23 @@
                 <w:rFonts w:hint="eastAsia"/>
                 <w:szCs w:val="21"/>
               </w:rPr>
-              <w:t>，以上电为零点，软件开算时刻清零。</w:t>
+              <w:t>，以上电为零点，软件</w:t>
+            </w:r>
+            <w:proofErr w:type="gramStart"/>
+            <w:r>
+              <w:rPr>
+                <w:rFonts w:hint="eastAsia"/>
+                <w:szCs w:val="21"/>
+              </w:rPr>
+              <w:t>开算时刻</w:t>
+            </w:r>
+            <w:proofErr w:type="gramEnd"/>
+            <w:r>
+              <w:rPr>
+                <w:rFonts w:hint="eastAsia"/>
+                <w:szCs w:val="21"/>
+              </w:rPr>
+              <w:t>清零。</w:t>
             </w:r>
           </w:p>
         </w:tc>
@@ -6012,12 +6220,21 @@
                 <w:szCs w:val="21"/>
               </w:rPr>
             </w:pPr>
-            <w:r>
-              <w:rPr>
-                <w:rFonts w:hint="eastAsia"/>
-                <w:szCs w:val="21"/>
-              </w:rPr>
-              <w:t>帧计数</w:t>
+            <w:proofErr w:type="gramStart"/>
+            <w:r>
+              <w:rPr>
+                <w:rFonts w:hint="eastAsia"/>
+                <w:szCs w:val="21"/>
+              </w:rPr>
+              <w:t>帧</w:t>
+            </w:r>
+            <w:proofErr w:type="gramEnd"/>
+            <w:r>
+              <w:rPr>
+                <w:rFonts w:hint="eastAsia"/>
+                <w:szCs w:val="21"/>
+              </w:rPr>
+              <w:t>计数</w:t>
             </w:r>
           </w:p>
         </w:tc>
@@ -6215,12 +6432,21 @@
                 <w:szCs w:val="21"/>
               </w:rPr>
             </w:pPr>
-            <w:r>
-              <w:rPr>
-                <w:rFonts w:hint="eastAsia"/>
-                <w:szCs w:val="21"/>
-              </w:rPr>
-              <w:t>某设备装置测量数据</w:t>
+            <w:proofErr w:type="gramStart"/>
+            <w:r>
+              <w:rPr>
+                <w:rFonts w:hint="eastAsia"/>
+                <w:szCs w:val="21"/>
+              </w:rPr>
+              <w:t>某设备</w:t>
+            </w:r>
+            <w:proofErr w:type="gramEnd"/>
+            <w:r>
+              <w:rPr>
+                <w:rFonts w:hint="eastAsia"/>
+                <w:szCs w:val="21"/>
+              </w:rPr>
+              <w:t>装置测量数据</w:t>
             </w:r>
             <w:r>
               <w:rPr>
@@ -6528,12 +6754,21 @@
                 <w:szCs w:val="21"/>
               </w:rPr>
             </w:pPr>
-            <w:r>
-              <w:rPr>
-                <w:rFonts w:hint="eastAsia"/>
-                <w:szCs w:val="21"/>
-              </w:rPr>
-              <w:t>某设备计时时间</w:t>
+            <w:proofErr w:type="gramStart"/>
+            <w:r>
+              <w:rPr>
+                <w:rFonts w:hint="eastAsia"/>
+                <w:szCs w:val="21"/>
+              </w:rPr>
+              <w:t>某设备</w:t>
+            </w:r>
+            <w:proofErr w:type="gramEnd"/>
+            <w:r>
+              <w:rPr>
+                <w:rFonts w:hint="eastAsia"/>
+                <w:szCs w:val="21"/>
+              </w:rPr>
+              <w:t>计时时间</w:t>
             </w:r>
           </w:p>
         </w:tc>
@@ -6634,6 +6869,7 @@
                 <w:szCs w:val="21"/>
               </w:rPr>
             </w:pPr>
+            <w:proofErr w:type="spellStart"/>
             <w:r>
               <w:rPr>
                 <w:rFonts w:hint="eastAsia"/>
@@ -6641,6 +6877,7 @@
               </w:rPr>
               <w:t>ms</w:t>
             </w:r>
+            <w:proofErr w:type="spellEnd"/>
           </w:p>
         </w:tc>
         <w:tc>
@@ -6692,7 +6929,23 @@
                 <w:rFonts w:hint="eastAsia"/>
                 <w:szCs w:val="21"/>
               </w:rPr>
-              <w:t>，以上电为零点，软件开算时刻清零。</w:t>
+              <w:t>，以上电为零点，软件</w:t>
+            </w:r>
+            <w:proofErr w:type="gramStart"/>
+            <w:r>
+              <w:rPr>
+                <w:rFonts w:hint="eastAsia"/>
+                <w:szCs w:val="21"/>
+              </w:rPr>
+              <w:t>开算时刻</w:t>
+            </w:r>
+            <w:proofErr w:type="gramEnd"/>
+            <w:r>
+              <w:rPr>
+                <w:rFonts w:hint="eastAsia"/>
+                <w:szCs w:val="21"/>
+              </w:rPr>
+              <w:t>清零。</w:t>
             </w:r>
           </w:p>
         </w:tc>
@@ -6740,12 +6993,21 @@
                 <w:szCs w:val="21"/>
               </w:rPr>
             </w:pPr>
-            <w:r>
-              <w:rPr>
-                <w:rFonts w:hint="eastAsia"/>
-                <w:szCs w:val="21"/>
-              </w:rPr>
-              <w:t>帧计数</w:t>
+            <w:proofErr w:type="gramStart"/>
+            <w:r>
+              <w:rPr>
+                <w:rFonts w:hint="eastAsia"/>
+                <w:szCs w:val="21"/>
+              </w:rPr>
+              <w:t>帧</w:t>
+            </w:r>
+            <w:proofErr w:type="gramEnd"/>
+            <w:r>
+              <w:rPr>
+                <w:rFonts w:hint="eastAsia"/>
+                <w:szCs w:val="21"/>
+              </w:rPr>
+              <w:t>计数</w:t>
             </w:r>
           </w:p>
         </w:tc>
@@ -6954,12 +7216,21 @@
                 <w:szCs w:val="21"/>
               </w:rPr>
             </w:pPr>
-            <w:r>
-              <w:rPr>
-                <w:rFonts w:hint="eastAsia"/>
-                <w:szCs w:val="21"/>
-              </w:rPr>
-              <w:t>某设备装置测量数据</w:t>
+            <w:proofErr w:type="gramStart"/>
+            <w:r>
+              <w:rPr>
+                <w:rFonts w:hint="eastAsia"/>
+                <w:szCs w:val="21"/>
+              </w:rPr>
+              <w:t>某设备</w:t>
+            </w:r>
+            <w:proofErr w:type="gramEnd"/>
+            <w:r>
+              <w:rPr>
+                <w:rFonts w:hint="eastAsia"/>
+                <w:szCs w:val="21"/>
+              </w:rPr>
+              <w:t>装置测量数据</w:t>
             </w:r>
             <w:r>
               <w:rPr>
@@ -7217,12 +7488,21 @@
                 <w:szCs w:val="21"/>
               </w:rPr>
             </w:pPr>
-            <w:r>
-              <w:rPr>
-                <w:rFonts w:hint="eastAsia"/>
-                <w:szCs w:val="21"/>
-              </w:rPr>
-              <w:t>某设备计时时间</w:t>
+            <w:proofErr w:type="gramStart"/>
+            <w:r>
+              <w:rPr>
+                <w:rFonts w:hint="eastAsia"/>
+                <w:szCs w:val="21"/>
+              </w:rPr>
+              <w:t>某设备</w:t>
+            </w:r>
+            <w:proofErr w:type="gramEnd"/>
+            <w:r>
+              <w:rPr>
+                <w:rFonts w:hint="eastAsia"/>
+                <w:szCs w:val="21"/>
+              </w:rPr>
+              <w:t>计时时间</w:t>
             </w:r>
           </w:p>
         </w:tc>
@@ -7297,6 +7577,7 @@
                 <w:szCs w:val="21"/>
               </w:rPr>
             </w:pPr>
+            <w:proofErr w:type="spellStart"/>
             <w:r>
               <w:rPr>
                 <w:rFonts w:hint="eastAsia"/>
@@ -7304,6 +7585,7 @@
               </w:rPr>
               <w:t>ms</w:t>
             </w:r>
+            <w:proofErr w:type="spellEnd"/>
           </w:p>
         </w:tc>
         <w:tc>
@@ -7343,7 +7625,23 @@
                 <w:rFonts w:hint="eastAsia"/>
                 <w:szCs w:val="21"/>
               </w:rPr>
-              <w:t>，以上电为零点，软件开算时刻清零。</w:t>
+              <w:t>，以上电为零点，软件</w:t>
+            </w:r>
+            <w:proofErr w:type="gramStart"/>
+            <w:r>
+              <w:rPr>
+                <w:rFonts w:hint="eastAsia"/>
+                <w:szCs w:val="21"/>
+              </w:rPr>
+              <w:t>开算时刻</w:t>
+            </w:r>
+            <w:proofErr w:type="gramEnd"/>
+            <w:r>
+              <w:rPr>
+                <w:rFonts w:hint="eastAsia"/>
+                <w:szCs w:val="21"/>
+              </w:rPr>
+              <w:t>清零。</w:t>
             </w:r>
           </w:p>
         </w:tc>
@@ -7382,12 +7680,21 @@
                 <w:szCs w:val="21"/>
               </w:rPr>
             </w:pPr>
-            <w:r>
-              <w:rPr>
-                <w:rFonts w:hint="eastAsia"/>
-                <w:szCs w:val="21"/>
-              </w:rPr>
-              <w:t>帧计数</w:t>
+            <w:proofErr w:type="gramStart"/>
+            <w:r>
+              <w:rPr>
+                <w:rFonts w:hint="eastAsia"/>
+                <w:szCs w:val="21"/>
+              </w:rPr>
+              <w:t>帧</w:t>
+            </w:r>
+            <w:proofErr w:type="gramEnd"/>
+            <w:r>
+              <w:rPr>
+                <w:rFonts w:hint="eastAsia"/>
+                <w:szCs w:val="21"/>
+              </w:rPr>
+              <w:t>计数</w:t>
             </w:r>
           </w:p>
         </w:tc>
@@ -7539,12 +7846,14 @@
               </w:rPr>
               <w:t>平均角速度</w:t>
             </w:r>
+            <w:proofErr w:type="spellStart"/>
             <w:r>
               <w:rPr>
                 <w:szCs w:val="21"/>
               </w:rPr>
               <w:t>wx</w:t>
             </w:r>
+            <w:proofErr w:type="spellEnd"/>
           </w:p>
         </w:tc>
         <w:tc>
@@ -7766,6 +8075,7 @@
                 <w:szCs w:val="21"/>
               </w:rPr>
             </w:pPr>
+            <w:proofErr w:type="spellStart"/>
             <w:r>
               <w:rPr>
                 <w:rFonts w:hint="eastAsia"/>
@@ -7773,6 +8083,7 @@
               </w:rPr>
               <w:t>ms</w:t>
             </w:r>
+            <w:proofErr w:type="spellEnd"/>
           </w:p>
         </w:tc>
         <w:tc>
@@ -7880,12 +8191,21 @@
                 <w:szCs w:val="21"/>
               </w:rPr>
             </w:pPr>
-            <w:r>
-              <w:rPr>
-                <w:rFonts w:hint="eastAsia"/>
-                <w:szCs w:val="21"/>
-              </w:rPr>
-              <w:t>某设备计时时间</w:t>
+            <w:proofErr w:type="gramStart"/>
+            <w:r>
+              <w:rPr>
+                <w:rFonts w:hint="eastAsia"/>
+                <w:szCs w:val="21"/>
+              </w:rPr>
+              <w:t>某设备</w:t>
+            </w:r>
+            <w:proofErr w:type="gramEnd"/>
+            <w:r>
+              <w:rPr>
+                <w:rFonts w:hint="eastAsia"/>
+                <w:szCs w:val="21"/>
+              </w:rPr>
+              <w:t>计时时间</w:t>
             </w:r>
           </w:p>
         </w:tc>
@@ -7960,6 +8280,7 @@
                 <w:szCs w:val="21"/>
               </w:rPr>
             </w:pPr>
+            <w:proofErr w:type="spellStart"/>
             <w:r>
               <w:rPr>
                 <w:rFonts w:hint="eastAsia"/>
@@ -7967,6 +8288,7 @@
               </w:rPr>
               <w:t>ms</w:t>
             </w:r>
+            <w:proofErr w:type="spellEnd"/>
           </w:p>
         </w:tc>
         <w:tc>
@@ -8031,12 +8353,21 @@
                 <w:szCs w:val="21"/>
               </w:rPr>
             </w:pPr>
-            <w:r>
-              <w:rPr>
-                <w:rFonts w:hint="eastAsia"/>
-                <w:szCs w:val="21"/>
-              </w:rPr>
-              <w:t>某设备计时时间</w:t>
+            <w:proofErr w:type="gramStart"/>
+            <w:r>
+              <w:rPr>
+                <w:rFonts w:hint="eastAsia"/>
+                <w:szCs w:val="21"/>
+              </w:rPr>
+              <w:t>某设备</w:t>
+            </w:r>
+            <w:proofErr w:type="gramEnd"/>
+            <w:r>
+              <w:rPr>
+                <w:rFonts w:hint="eastAsia"/>
+                <w:szCs w:val="21"/>
+              </w:rPr>
+              <w:t>计时时间</w:t>
             </w:r>
           </w:p>
         </w:tc>
@@ -8111,6 +8442,7 @@
                 <w:szCs w:val="21"/>
               </w:rPr>
             </w:pPr>
+            <w:proofErr w:type="spellStart"/>
             <w:r>
               <w:rPr>
                 <w:rFonts w:hint="eastAsia"/>
@@ -8118,6 +8450,7 @@
               </w:rPr>
               <w:t>ms</w:t>
             </w:r>
+            <w:proofErr w:type="spellEnd"/>
           </w:p>
         </w:tc>
         <w:tc>
@@ -8157,7 +8490,31 @@
                 <w:rFonts w:hint="eastAsia"/>
                 <w:szCs w:val="21"/>
               </w:rPr>
-              <w:t>，以上电为零点，软件开算时刻清零。</w:t>
+              <w:t>，以上电为零点，软件</w:t>
+            </w:r>
+            <w:proofErr w:type="gramStart"/>
+            <w:r>
+              <w:rPr>
+                <w:rFonts w:hint="eastAsia"/>
+                <w:szCs w:val="21"/>
+              </w:rPr>
+              <w:t>开</w:t>
+            </w:r>
+            <w:r>
+              <w:rPr>
+                <w:rFonts w:hint="eastAsia"/>
+                <w:szCs w:val="21"/>
+              </w:rPr>
+              <w:lastRenderedPageBreak/>
+              <w:t>算时刻</w:t>
+            </w:r>
+            <w:proofErr w:type="gramEnd"/>
+            <w:r>
+              <w:rPr>
+                <w:rFonts w:hint="eastAsia"/>
+                <w:szCs w:val="21"/>
+              </w:rPr>
+              <w:t>清零。</w:t>
             </w:r>
           </w:p>
         </w:tc>
@@ -8215,7 +8572,6 @@
                 <w:bCs/>
                 <w:szCs w:val="21"/>
               </w:rPr>
-              <w:lastRenderedPageBreak/>
               <w:t>信息名称</w:t>
             </w:r>
           </w:p>
@@ -8235,12 +8591,21 @@
                 <w:szCs w:val="21"/>
               </w:rPr>
             </w:pPr>
-            <w:r>
-              <w:rPr>
-                <w:rFonts w:hint="eastAsia"/>
-                <w:szCs w:val="21"/>
-              </w:rPr>
-              <w:t>某设备装置测量数据</w:t>
+            <w:proofErr w:type="gramStart"/>
+            <w:r>
+              <w:rPr>
+                <w:rFonts w:hint="eastAsia"/>
+                <w:szCs w:val="21"/>
+              </w:rPr>
+              <w:t>某设备</w:t>
+            </w:r>
+            <w:proofErr w:type="gramEnd"/>
+            <w:r>
+              <w:rPr>
+                <w:rFonts w:hint="eastAsia"/>
+                <w:szCs w:val="21"/>
+              </w:rPr>
+              <w:t>装置测量数据</w:t>
             </w:r>
             <w:r>
               <w:rPr>
@@ -8545,12 +8910,21 @@
                 <w:szCs w:val="21"/>
               </w:rPr>
             </w:pPr>
-            <w:r>
-              <w:rPr>
-                <w:rFonts w:hint="eastAsia"/>
-                <w:szCs w:val="21"/>
-              </w:rPr>
-              <w:t>某设备计时时间</w:t>
+            <w:proofErr w:type="gramStart"/>
+            <w:r>
+              <w:rPr>
+                <w:rFonts w:hint="eastAsia"/>
+                <w:szCs w:val="21"/>
+              </w:rPr>
+              <w:t>某设备</w:t>
+            </w:r>
+            <w:proofErr w:type="gramEnd"/>
+            <w:r>
+              <w:rPr>
+                <w:rFonts w:hint="eastAsia"/>
+                <w:szCs w:val="21"/>
+              </w:rPr>
+              <w:t>计时时间</w:t>
             </w:r>
           </w:p>
         </w:tc>
@@ -8625,6 +8999,7 @@
                 <w:szCs w:val="21"/>
               </w:rPr>
             </w:pPr>
+            <w:proofErr w:type="spellStart"/>
             <w:r>
               <w:rPr>
                 <w:rFonts w:hint="eastAsia"/>
@@ -8632,6 +9007,7 @@
               </w:rPr>
               <w:t>ms</w:t>
             </w:r>
+            <w:proofErr w:type="spellEnd"/>
           </w:p>
         </w:tc>
         <w:tc>
@@ -8671,7 +9047,23 @@
                 <w:rFonts w:hint="eastAsia"/>
                 <w:szCs w:val="21"/>
               </w:rPr>
-              <w:t>，以上电为零点，软件开算时刻清零。</w:t>
+              <w:t>，以上电为零点，软件</w:t>
+            </w:r>
+            <w:proofErr w:type="gramStart"/>
+            <w:r>
+              <w:rPr>
+                <w:rFonts w:hint="eastAsia"/>
+                <w:szCs w:val="21"/>
+              </w:rPr>
+              <w:t>开算时刻</w:t>
+            </w:r>
+            <w:proofErr w:type="gramEnd"/>
+            <w:r>
+              <w:rPr>
+                <w:rFonts w:hint="eastAsia"/>
+                <w:szCs w:val="21"/>
+              </w:rPr>
+              <w:t>清零。</w:t>
             </w:r>
           </w:p>
         </w:tc>
@@ -8736,12 +9128,21 @@
                 <w:szCs w:val="21"/>
               </w:rPr>
             </w:pPr>
-            <w:r>
-              <w:rPr>
-                <w:rFonts w:hint="eastAsia"/>
-                <w:szCs w:val="21"/>
-              </w:rPr>
-              <w:t>帧计数</w:t>
+            <w:proofErr w:type="gramStart"/>
+            <w:r>
+              <w:rPr>
+                <w:rFonts w:hint="eastAsia"/>
+                <w:szCs w:val="21"/>
+              </w:rPr>
+              <w:t>帧</w:t>
+            </w:r>
+            <w:proofErr w:type="gramEnd"/>
+            <w:r>
+              <w:rPr>
+                <w:rFonts w:hint="eastAsia"/>
+                <w:szCs w:val="21"/>
+              </w:rPr>
+              <w:t>计数</w:t>
             </w:r>
           </w:p>
         </w:tc>
@@ -8925,12 +9326,21 @@
                 <w:szCs w:val="21"/>
               </w:rPr>
             </w:pPr>
-            <w:r>
-              <w:rPr>
-                <w:rFonts w:hint="eastAsia"/>
-                <w:szCs w:val="21"/>
-              </w:rPr>
-              <w:t>某设备装置测量数据</w:t>
+            <w:proofErr w:type="gramStart"/>
+            <w:r>
+              <w:rPr>
+                <w:rFonts w:hint="eastAsia"/>
+                <w:szCs w:val="21"/>
+              </w:rPr>
+              <w:t>某设备</w:t>
+            </w:r>
+            <w:proofErr w:type="gramEnd"/>
+            <w:r>
+              <w:rPr>
+                <w:rFonts w:hint="eastAsia"/>
+                <w:szCs w:val="21"/>
+              </w:rPr>
+              <w:t>装置测量数据</w:t>
             </w:r>
             <w:r>
               <w:rPr>
@@ -9167,12 +9577,21 @@
                 <w:szCs w:val="21"/>
               </w:rPr>
             </w:pPr>
-            <w:r>
-              <w:rPr>
-                <w:rFonts w:hint="eastAsia"/>
-                <w:szCs w:val="21"/>
-              </w:rPr>
-              <w:t>某设备计时时间</w:t>
+            <w:proofErr w:type="gramStart"/>
+            <w:r>
+              <w:rPr>
+                <w:rFonts w:hint="eastAsia"/>
+                <w:szCs w:val="21"/>
+              </w:rPr>
+              <w:t>某设备</w:t>
+            </w:r>
+            <w:proofErr w:type="gramEnd"/>
+            <w:r>
+              <w:rPr>
+                <w:rFonts w:hint="eastAsia"/>
+                <w:szCs w:val="21"/>
+              </w:rPr>
+              <w:t>计时时间</w:t>
             </w:r>
           </w:p>
         </w:tc>
@@ -9275,7 +9694,23 @@
                 <w:rFonts w:hint="eastAsia"/>
                 <w:szCs w:val="21"/>
               </w:rPr>
-              <w:t>，以上电为零点，软件开算时刻清零。</w:t>
+              <w:t>，以上电为零点，软件</w:t>
+            </w:r>
+            <w:proofErr w:type="gramStart"/>
+            <w:r>
+              <w:rPr>
+                <w:rFonts w:hint="eastAsia"/>
+                <w:szCs w:val="21"/>
+              </w:rPr>
+              <w:t>开算时刻</w:t>
+            </w:r>
+            <w:proofErr w:type="gramEnd"/>
+            <w:r>
+              <w:rPr>
+                <w:rFonts w:hint="eastAsia"/>
+                <w:szCs w:val="21"/>
+              </w:rPr>
+              <w:t>清零。</w:t>
             </w:r>
           </w:p>
         </w:tc>
@@ -9314,12 +9749,21 @@
                 <w:szCs w:val="21"/>
               </w:rPr>
             </w:pPr>
-            <w:r>
-              <w:rPr>
-                <w:rFonts w:hint="eastAsia"/>
-                <w:szCs w:val="21"/>
-              </w:rPr>
-              <w:t>帧计数</w:t>
+            <w:proofErr w:type="gramStart"/>
+            <w:r>
+              <w:rPr>
+                <w:rFonts w:hint="eastAsia"/>
+                <w:szCs w:val="21"/>
+              </w:rPr>
+              <w:t>帧</w:t>
+            </w:r>
+            <w:proofErr w:type="gramEnd"/>
+            <w:r>
+              <w:rPr>
+                <w:rFonts w:hint="eastAsia"/>
+                <w:szCs w:val="21"/>
+              </w:rPr>
+              <w:t>计数</w:t>
             </w:r>
           </w:p>
         </w:tc>
@@ -9606,12 +10050,21 @@
                 <w:szCs w:val="21"/>
               </w:rPr>
             </w:pPr>
-            <w:r>
-              <w:rPr>
-                <w:rFonts w:hint="eastAsia"/>
-                <w:szCs w:val="21"/>
-              </w:rPr>
-              <w:t>某设备计时时间</w:t>
+            <w:proofErr w:type="gramStart"/>
+            <w:r>
+              <w:rPr>
+                <w:rFonts w:hint="eastAsia"/>
+                <w:szCs w:val="21"/>
+              </w:rPr>
+              <w:t>某设备</w:t>
+            </w:r>
+            <w:proofErr w:type="gramEnd"/>
+            <w:r>
+              <w:rPr>
+                <w:rFonts w:hint="eastAsia"/>
+                <w:szCs w:val="21"/>
+              </w:rPr>
+              <w:t>计时时间</w:t>
             </w:r>
           </w:p>
         </w:tc>
@@ -9692,7 +10145,23 @@
                 <w:rFonts w:hint="eastAsia"/>
                 <w:szCs w:val="21"/>
               </w:rPr>
-              <w:t>，以上电为零点，软件开算时刻清零。</w:t>
+              <w:t>，以上电为零点，软件</w:t>
+            </w:r>
+            <w:proofErr w:type="gramStart"/>
+            <w:r>
+              <w:rPr>
+                <w:rFonts w:hint="eastAsia"/>
+                <w:szCs w:val="21"/>
+              </w:rPr>
+              <w:t>开算时刻</w:t>
+            </w:r>
+            <w:proofErr w:type="gramEnd"/>
+            <w:r>
+              <w:rPr>
+                <w:rFonts w:hint="eastAsia"/>
+                <w:szCs w:val="21"/>
+              </w:rPr>
+              <w:t>清零。</w:t>
             </w:r>
           </w:p>
         </w:tc>
@@ -9730,12 +10199,21 @@
                 <w:szCs w:val="21"/>
               </w:rPr>
             </w:pPr>
-            <w:r>
-              <w:rPr>
-                <w:rFonts w:hint="eastAsia"/>
-                <w:szCs w:val="21"/>
-              </w:rPr>
-              <w:t>帧计数</w:t>
+            <w:proofErr w:type="gramStart"/>
+            <w:r>
+              <w:rPr>
+                <w:rFonts w:hint="eastAsia"/>
+                <w:szCs w:val="21"/>
+              </w:rPr>
+              <w:t>帧</w:t>
+            </w:r>
+            <w:proofErr w:type="gramEnd"/>
+            <w:r>
+              <w:rPr>
+                <w:rFonts w:hint="eastAsia"/>
+                <w:szCs w:val="21"/>
+              </w:rPr>
+              <w:t>计数</w:t>
             </w:r>
           </w:p>
         </w:tc>
@@ -9877,12 +10355,21 @@
                 <w:szCs w:val="21"/>
               </w:rPr>
             </w:pPr>
-            <w:r>
-              <w:rPr>
-                <w:rFonts w:hint="eastAsia"/>
-                <w:szCs w:val="21"/>
-              </w:rPr>
-              <w:t>某设备装置测量数据</w:t>
+            <w:proofErr w:type="gramStart"/>
+            <w:r>
+              <w:rPr>
+                <w:rFonts w:hint="eastAsia"/>
+                <w:szCs w:val="21"/>
+              </w:rPr>
+              <w:t>某设备</w:t>
+            </w:r>
+            <w:proofErr w:type="gramEnd"/>
+            <w:r>
+              <w:rPr>
+                <w:rFonts w:hint="eastAsia"/>
+                <w:szCs w:val="21"/>
+              </w:rPr>
+              <w:t>装置测量数据</w:t>
             </w:r>
             <w:r>
               <w:rPr>
@@ -10097,12 +10584,21 @@
                 <w:szCs w:val="21"/>
               </w:rPr>
             </w:pPr>
-            <w:r>
-              <w:rPr>
-                <w:rFonts w:hint="eastAsia"/>
-                <w:szCs w:val="21"/>
-              </w:rPr>
-              <w:t>某设备计时时间</w:t>
+            <w:proofErr w:type="gramStart"/>
+            <w:r>
+              <w:rPr>
+                <w:rFonts w:hint="eastAsia"/>
+                <w:szCs w:val="21"/>
+              </w:rPr>
+              <w:t>某设备</w:t>
+            </w:r>
+            <w:proofErr w:type="gramEnd"/>
+            <w:r>
+              <w:rPr>
+                <w:rFonts w:hint="eastAsia"/>
+                <w:szCs w:val="21"/>
+              </w:rPr>
+              <w:t>计时时间</w:t>
             </w:r>
           </w:p>
         </w:tc>
@@ -10167,6 +10663,7 @@
                 <w:szCs w:val="21"/>
               </w:rPr>
             </w:pPr>
+            <w:proofErr w:type="spellStart"/>
             <w:r>
               <w:rPr>
                 <w:rFonts w:hint="eastAsia"/>
@@ -10174,6 +10671,7 @@
               </w:rPr>
               <w:t>ms</w:t>
             </w:r>
+            <w:proofErr w:type="spellEnd"/>
           </w:p>
         </w:tc>
         <w:tc>
@@ -10214,7 +10712,23 @@
                 <w:rFonts w:hint="eastAsia"/>
                 <w:szCs w:val="21"/>
               </w:rPr>
-              <w:t>，以上电为零点，软件开算时刻清零。</w:t>
+              <w:t>，以上电为零点，软件</w:t>
+            </w:r>
+            <w:proofErr w:type="gramStart"/>
+            <w:r>
+              <w:rPr>
+                <w:rFonts w:hint="eastAsia"/>
+                <w:szCs w:val="21"/>
+              </w:rPr>
+              <w:t>开算时刻</w:t>
+            </w:r>
+            <w:proofErr w:type="gramEnd"/>
+            <w:r>
+              <w:rPr>
+                <w:rFonts w:hint="eastAsia"/>
+                <w:szCs w:val="21"/>
+              </w:rPr>
+              <w:t>清零。</w:t>
             </w:r>
           </w:p>
         </w:tc>
@@ -10253,12 +10767,21 @@
                 <w:szCs w:val="21"/>
               </w:rPr>
             </w:pPr>
-            <w:r>
-              <w:rPr>
-                <w:rFonts w:hint="eastAsia"/>
-                <w:szCs w:val="21"/>
-              </w:rPr>
-              <w:t>帧计数</w:t>
+            <w:proofErr w:type="gramStart"/>
+            <w:r>
+              <w:rPr>
+                <w:rFonts w:hint="eastAsia"/>
+                <w:szCs w:val="21"/>
+              </w:rPr>
+              <w:t>帧</w:t>
+            </w:r>
+            <w:proofErr w:type="gramEnd"/>
+            <w:r>
+              <w:rPr>
+                <w:rFonts w:hint="eastAsia"/>
+                <w:szCs w:val="21"/>
+              </w:rPr>
+              <w:t>计数</w:t>
             </w:r>
           </w:p>
         </w:tc>
@@ -10385,11 +10908,19 @@
         </w:rPr>
         <w:t xml:space="preserve"> </w:t>
       </w:r>
+      <w:proofErr w:type="gramStart"/>
       <w:r>
         <w:rPr>
           <w:rFonts w:hint="eastAsia"/>
         </w:rPr>
-        <w:t>某状态信息</w:t>
+        <w:t>某状态</w:t>
+      </w:r>
+      <w:proofErr w:type="gramEnd"/>
+      <w:r>
+        <w:rPr>
+          <w:rFonts w:hint="eastAsia"/>
+        </w:rPr>
+        <w:t>信息</w:t>
       </w:r>
     </w:p>
     <w:tbl>
@@ -10435,6 +10966,7 @@
                 <w:b/>
                 <w:szCs w:val="21"/>
               </w:rPr>
+              <w:lastRenderedPageBreak/>
               <w:t>序号</w:t>
             </w:r>
           </w:p>
@@ -10560,12 +11092,21 @@
                 <w:szCs w:val="21"/>
               </w:rPr>
             </w:pPr>
-            <w:r>
-              <w:rPr>
-                <w:rFonts w:hint="eastAsia"/>
-                <w:szCs w:val="21"/>
-              </w:rPr>
-              <w:t>某设备计时时间</w:t>
+            <w:proofErr w:type="gramStart"/>
+            <w:r>
+              <w:rPr>
+                <w:rFonts w:hint="eastAsia"/>
+                <w:szCs w:val="21"/>
+              </w:rPr>
+              <w:t>某设备</w:t>
+            </w:r>
+            <w:proofErr w:type="gramEnd"/>
+            <w:r>
+              <w:rPr>
+                <w:rFonts w:hint="eastAsia"/>
+                <w:szCs w:val="21"/>
+              </w:rPr>
+              <w:t>计时时间</w:t>
             </w:r>
           </w:p>
         </w:tc>
@@ -10646,7 +11187,23 @@
                 <w:rFonts w:hint="eastAsia"/>
                 <w:szCs w:val="21"/>
               </w:rPr>
-              <w:t>，以上电为零点，软件开算时刻清零。</w:t>
+              <w:t>，以上电为零点，软件</w:t>
+            </w:r>
+            <w:proofErr w:type="gramStart"/>
+            <w:r>
+              <w:rPr>
+                <w:rFonts w:hint="eastAsia"/>
+                <w:szCs w:val="21"/>
+              </w:rPr>
+              <w:t>开算时刻</w:t>
+            </w:r>
+            <w:proofErr w:type="gramEnd"/>
+            <w:r>
+              <w:rPr>
+                <w:rFonts w:hint="eastAsia"/>
+                <w:szCs w:val="21"/>
+              </w:rPr>
+              <w:t>清零。</w:t>
             </w:r>
           </w:p>
         </w:tc>
@@ -10684,12 +11241,21 @@
                 <w:szCs w:val="21"/>
               </w:rPr>
             </w:pPr>
-            <w:r>
-              <w:rPr>
-                <w:rFonts w:hint="eastAsia"/>
-                <w:szCs w:val="21"/>
-              </w:rPr>
-              <w:t>帧计数</w:t>
+            <w:proofErr w:type="gramStart"/>
+            <w:r>
+              <w:rPr>
+                <w:rFonts w:hint="eastAsia"/>
+                <w:szCs w:val="21"/>
+              </w:rPr>
+              <w:t>帧</w:t>
+            </w:r>
+            <w:proofErr w:type="gramEnd"/>
+            <w:r>
+              <w:rPr>
+                <w:rFonts w:hint="eastAsia"/>
+                <w:szCs w:val="21"/>
+              </w:rPr>
+              <w:t>计数</w:t>
             </w:r>
           </w:p>
         </w:tc>
@@ -10778,11 +11344,19 @@
         </w:rPr>
         <w:t xml:space="preserve"> </w:t>
       </w:r>
+      <w:proofErr w:type="gramStart"/>
       <w:r>
         <w:rPr>
           <w:rFonts w:hint="eastAsia"/>
         </w:rPr>
-        <w:t>某状态信息</w:t>
+        <w:t>某状态</w:t>
+      </w:r>
+      <w:proofErr w:type="gramEnd"/>
+      <w:r>
+        <w:rPr>
+          <w:rFonts w:hint="eastAsia"/>
+        </w:rPr>
+        <w:t>信息</w:t>
       </w:r>
       <w:r>
         <w:rPr>
@@ -10985,12 +11559,21 @@
                 <w:szCs w:val="21"/>
               </w:rPr>
             </w:pPr>
-            <w:r>
-              <w:rPr>
-                <w:rFonts w:hint="eastAsia"/>
-                <w:szCs w:val="21"/>
-              </w:rPr>
-              <w:t>某设备计时时间</w:t>
+            <w:proofErr w:type="gramStart"/>
+            <w:r>
+              <w:rPr>
+                <w:rFonts w:hint="eastAsia"/>
+                <w:szCs w:val="21"/>
+              </w:rPr>
+              <w:t>某设备</w:t>
+            </w:r>
+            <w:proofErr w:type="gramEnd"/>
+            <w:r>
+              <w:rPr>
+                <w:rFonts w:hint="eastAsia"/>
+                <w:szCs w:val="21"/>
+              </w:rPr>
+              <w:t>计时时间</w:t>
             </w:r>
           </w:p>
         </w:tc>
@@ -11025,6 +11608,7 @@
                 <w:szCs w:val="21"/>
               </w:rPr>
             </w:pPr>
+            <w:proofErr w:type="spellStart"/>
             <w:r>
               <w:rPr>
                 <w:rFonts w:hint="eastAsia"/>
@@ -11032,6 +11616,7 @@
               </w:rPr>
               <w:t>ms</w:t>
             </w:r>
+            <w:proofErr w:type="spellEnd"/>
           </w:p>
         </w:tc>
         <w:tc>
@@ -11091,7 +11676,23 @@
                 <w:rFonts w:hint="eastAsia"/>
                 <w:szCs w:val="21"/>
               </w:rPr>
-              <w:t>，以上电为零点，软件开算时刻清零。</w:t>
+              <w:t>，以上电为零点，软件</w:t>
+            </w:r>
+            <w:proofErr w:type="gramStart"/>
+            <w:r>
+              <w:rPr>
+                <w:rFonts w:hint="eastAsia"/>
+                <w:szCs w:val="21"/>
+              </w:rPr>
+              <w:t>开算时刻</w:t>
+            </w:r>
+            <w:proofErr w:type="gramEnd"/>
+            <w:r>
+              <w:rPr>
+                <w:rFonts w:hint="eastAsia"/>
+                <w:szCs w:val="21"/>
+              </w:rPr>
+              <w:t>清零。</w:t>
             </w:r>
           </w:p>
         </w:tc>
@@ -11129,12 +11730,21 @@
                 <w:szCs w:val="21"/>
               </w:rPr>
             </w:pPr>
-            <w:r>
-              <w:rPr>
-                <w:rFonts w:hint="eastAsia"/>
-                <w:szCs w:val="21"/>
-              </w:rPr>
-              <w:t>帧计数</w:t>
+            <w:proofErr w:type="gramStart"/>
+            <w:r>
+              <w:rPr>
+                <w:rFonts w:hint="eastAsia"/>
+                <w:szCs w:val="21"/>
+              </w:rPr>
+              <w:t>帧</w:t>
+            </w:r>
+            <w:proofErr w:type="gramEnd"/>
+            <w:r>
+              <w:rPr>
+                <w:rFonts w:hint="eastAsia"/>
+                <w:szCs w:val="21"/>
+              </w:rPr>
+              <w:t>计数</w:t>
             </w:r>
           </w:p>
         </w:tc>
@@ -11296,7 +11906,27 @@
                 <w:bCs/>
                 <w:szCs w:val="21"/>
               </w:rPr>
-              <w:t>通信帧名称</w:t>
+              <w:t>通信</w:t>
+            </w:r>
+            <w:proofErr w:type="gramStart"/>
+            <w:r>
+              <w:rPr>
+                <w:rFonts w:hint="eastAsia"/>
+                <w:b/>
+                <w:bCs/>
+                <w:szCs w:val="21"/>
+              </w:rPr>
+              <w:t>帧</w:t>
+            </w:r>
+            <w:proofErr w:type="gramEnd"/>
+            <w:r>
+              <w:rPr>
+                <w:rFonts w:hint="eastAsia"/>
+                <w:b/>
+                <w:bCs/>
+                <w:szCs w:val="21"/>
+              </w:rPr>
+              <w:t>名称</w:t>
             </w:r>
           </w:p>
         </w:tc>
@@ -11315,12 +11945,21 @@
                 <w:szCs w:val="21"/>
               </w:rPr>
             </w:pPr>
-            <w:r>
-              <w:rPr>
-                <w:rFonts w:hint="eastAsia"/>
-                <w:szCs w:val="21"/>
-              </w:rPr>
-              <w:t>某设备装置测量数据</w:t>
+            <w:proofErr w:type="gramStart"/>
+            <w:r>
+              <w:rPr>
+                <w:rFonts w:hint="eastAsia"/>
+                <w:szCs w:val="21"/>
+              </w:rPr>
+              <w:t>某设备</w:t>
+            </w:r>
+            <w:proofErr w:type="gramEnd"/>
+            <w:r>
+              <w:rPr>
+                <w:rFonts w:hint="eastAsia"/>
+                <w:szCs w:val="21"/>
+              </w:rPr>
+              <w:t>装置测量数据</w:t>
             </w:r>
             <w:r>
               <w:rPr>
@@ -11597,12 +12236,21 @@
                 <w:szCs w:val="21"/>
               </w:rPr>
             </w:pPr>
-            <w:r>
-              <w:rPr>
-                <w:rFonts w:hint="eastAsia"/>
-                <w:szCs w:val="21"/>
-              </w:rPr>
-              <w:t>某设备计时时间</w:t>
+            <w:proofErr w:type="gramStart"/>
+            <w:r>
+              <w:rPr>
+                <w:rFonts w:hint="eastAsia"/>
+                <w:szCs w:val="21"/>
+              </w:rPr>
+              <w:t>某设备</w:t>
+            </w:r>
+            <w:proofErr w:type="gramEnd"/>
+            <w:r>
+              <w:rPr>
+                <w:rFonts w:hint="eastAsia"/>
+                <w:szCs w:val="21"/>
+              </w:rPr>
+              <w:t>计时时间</w:t>
             </w:r>
           </w:p>
         </w:tc>
@@ -11703,6 +12351,7 @@
                 <w:szCs w:val="21"/>
               </w:rPr>
             </w:pPr>
+            <w:proofErr w:type="spellStart"/>
             <w:r>
               <w:rPr>
                 <w:rFonts w:hint="eastAsia"/>
@@ -11710,6 +12359,7 @@
               </w:rPr>
               <w:t>ms</w:t>
             </w:r>
+            <w:proofErr w:type="spellEnd"/>
           </w:p>
         </w:tc>
         <w:tc>
@@ -11749,7 +12399,23 @@
                 <w:rFonts w:hint="eastAsia"/>
                 <w:szCs w:val="21"/>
               </w:rPr>
-              <w:t>，以上电为零点，软件开算时刻清零。</w:t>
+              <w:t>，以上电为零点，软件</w:t>
+            </w:r>
+            <w:proofErr w:type="gramStart"/>
+            <w:r>
+              <w:rPr>
+                <w:rFonts w:hint="eastAsia"/>
+                <w:szCs w:val="21"/>
+              </w:rPr>
+              <w:t>开算时刻</w:t>
+            </w:r>
+            <w:proofErr w:type="gramEnd"/>
+            <w:r>
+              <w:rPr>
+                <w:rFonts w:hint="eastAsia"/>
+                <w:szCs w:val="21"/>
+              </w:rPr>
+              <w:t>清零。</w:t>
             </w:r>
           </w:p>
         </w:tc>
@@ -11788,12 +12454,21 @@
                 <w:szCs w:val="21"/>
               </w:rPr>
             </w:pPr>
-            <w:r>
-              <w:rPr>
-                <w:rFonts w:hint="eastAsia"/>
-                <w:szCs w:val="21"/>
-              </w:rPr>
-              <w:t>帧计数</w:t>
+            <w:proofErr w:type="gramStart"/>
+            <w:r>
+              <w:rPr>
+                <w:rFonts w:hint="eastAsia"/>
+                <w:szCs w:val="21"/>
+              </w:rPr>
+              <w:t>帧</w:t>
+            </w:r>
+            <w:proofErr w:type="gramEnd"/>
+            <w:r>
+              <w:rPr>
+                <w:rFonts w:hint="eastAsia"/>
+                <w:szCs w:val="21"/>
+              </w:rPr>
+              <w:t>计数</w:t>
             </w:r>
           </w:p>
         </w:tc>
@@ -12406,8 +13081,13 @@
               <w:widowControl/>
               <w:jc w:val="left"/>
             </w:pPr>
-            <w:r>
-              <w:t>某设备电压</w:t>
+            <w:proofErr w:type="gramStart"/>
+            <w:r>
+              <w:t>某设备</w:t>
+            </w:r>
+            <w:proofErr w:type="gramEnd"/>
+            <w:r>
+              <w:t>电压</w:t>
             </w:r>
           </w:p>
         </w:tc>
@@ -12553,7 +13233,14 @@
               <w:rPr>
                 <w:rFonts w:hint="eastAsia"/>
               </w:rPr>
-              <w:t>某信道状态</w:t>
+              <w:t>某信道</w:t>
+            </w:r>
+            <w:r>
+              <w:rPr>
+                <w:rFonts w:hint="eastAsia"/>
+              </w:rPr>
+              <w:lastRenderedPageBreak/>
+              <w:t>状态</w:t>
             </w:r>
           </w:p>
         </w:tc>
@@ -12570,6 +13257,7 @@
               <w:rPr>
                 <w:rFonts w:hint="eastAsia"/>
               </w:rPr>
+              <w:lastRenderedPageBreak/>
               <w:t>1</w:t>
             </w:r>
           </w:p>
@@ -12670,7 +13358,6 @@
               <w:jc w:val="left"/>
             </w:pPr>
             <w:r>
-              <w:lastRenderedPageBreak/>
               <w:t>字节</w:t>
             </w:r>
           </w:p>
@@ -13395,6 +14082,7 @@
                 <w:sz w:val="22"/>
               </w:rPr>
             </w:pPr>
+            <w:proofErr w:type="gramStart"/>
             <w:r>
               <w:rPr>
                 <w:rFonts w:ascii="宋体" w:eastAsia="宋体" w:hAnsi="宋体" w:cs="宋体" w:hint="eastAsia"/>
@@ -13404,6 +14092,7 @@
               </w:rPr>
               <w:t>子内容</w:t>
             </w:r>
+            <w:proofErr w:type="gramEnd"/>
           </w:p>
         </w:tc>
         <w:tc>
@@ -13985,6 +14674,7 @@
                 <w:sz w:val="22"/>
               </w:rPr>
             </w:pPr>
+            <w:proofErr w:type="spellStart"/>
             <w:r>
               <w:rPr>
                 <w:rFonts w:ascii="宋体" w:eastAsia="宋体" w:hAnsi="宋体" w:cs="宋体" w:hint="eastAsia"/>
@@ -13994,6 +14684,7 @@
               </w:rPr>
               <w:t>ms</w:t>
             </w:r>
+            <w:proofErr w:type="spellEnd"/>
           </w:p>
         </w:tc>
         <w:tc>
@@ -16982,8 +17673,13 @@
               <w:jc w:val="left"/>
             </w:pPr>
             <w:r>
-              <w:t>是否带数据</w:t>
-            </w:r>
+              <w:t>是否</w:t>
+            </w:r>
+            <w:proofErr w:type="gramStart"/>
+            <w:r>
+              <w:t>带数据</w:t>
+            </w:r>
+            <w:proofErr w:type="gramEnd"/>
           </w:p>
         </w:tc>
         <w:tc>
@@ -17870,7 +18566,7 @@
     <w:lsdException w:name="Table Web 2" w:semiHidden="1" w:unhideWhenUsed="1"/>
     <w:lsdException w:name="Table Web 3" w:semiHidden="1" w:unhideWhenUsed="1"/>
     <w:lsdException w:name="Balloon Text" w:semiHidden="1" w:unhideWhenUsed="1"/>
-    <w:lsdException w:name="Table Grid" w:semiHidden="1" w:uiPriority="59" w:unhideWhenUsed="1"/>
+    <w:lsdException w:name="Table Grid" w:uiPriority="59"/>
     <w:lsdException w:name="Table Theme" w:semiHidden="1" w:unhideWhenUsed="1"/>
     <w:lsdException w:name="Placeholder Text" w:semiHidden="1"/>
     <w:lsdException w:name="No Spacing" w:uiPriority="1" w:qFormat="1"/>
@@ -18096,7 +18792,7 @@
   <w:style w:type="paragraph" w:default="1" w:styleId="a">
     <w:name w:val="Normal"/>
     <w:qFormat/>
-    <w:rsid w:val="00947CA1"/>
+    <w:rsid w:val="00DA093B"/>
     <w:pPr>
       <w:widowControl w:val="0"/>
       <w:jc w:val="both"/>
